--- a/resources/templates/guia_4.docx
+++ b/resources/templates/guia_4.docx
@@ -1019,7 +1019,7 @@
                       <w:szCs w:val="40"/>
                       <w:lang w:eastAsia="pt-BR"/>
                     </w:rPr>
-                    <w:t>${ADDICIONAL}</w:t>
+                    <w:t>${ADICIONAL}</w:t>
                   </w:r>
                 </w:p>
               </w:tc>
@@ -2472,7 +2472,7 @@
                       <w:szCs w:val="40"/>
                       <w:lang w:eastAsia="pt-BR"/>
                     </w:rPr>
-                    <w:t>${ADDICIONAL}</w:t>
+                    <w:t>${ADICIONAL}</w:t>
                   </w:r>
                 </w:p>
               </w:tc>
